--- a/press/downloads/nl/Hybrid-Press-Release-nl.docx
+++ b/press/downloads/nl/Hybrid-Press-Release-nl.docx
@@ -438,7 +438,7 @@
         </w:rPr>
         <w:t xml:space="preserve">Hybrid is verkrijgbaar in de </w:t>
       </w:r>
-      <w:hyperlink w:history="1" r:id="rId5g11tq6t4gdthaoup2hp7">
+      <w:hyperlink w:history="1" r:id="rIde6ud2zp_v7vlanwg6x042">
         <w:r>
           <w:rPr>
             <w:rFonts w:ascii="Calibri" w:cs="Calibri" w:eastAsia="Calibri" w:hAnsi="Calibri"/>
@@ -499,7 +499,7 @@
         </w:rPr>
         <w:t xml:space="preserve">. Zonder abonnement blijft Hybrid een lezer voor Markdown-documenten. De app draait op macOS 13 (Ventura) of nieuwer, op Apple Silicon en Intel, en is beschikbaar in negen talen: Duits, Engels, Frans, Spaans, Italiaans, Portugees, Nederlands, Japans en vereenvoudigd Chinees. Een versie voor iPhone en iPad is in de maak; de openbare bèta via Apples TestFlight is al begonnen. Wie vooraf wil meeschrijven en feedback wil geven, kan gratis meedoen: </w:t>
       </w:r>
-      <w:hyperlink w:history="1" r:id="rId6lzil7neefbh_ougmjqlk">
+      <w:hyperlink w:history="1" r:id="rIdjb1d5dosspnizoxw6laoh">
         <w:r>
           <w:rPr>
             <w:rFonts w:ascii="Calibri" w:cs="Calibri" w:eastAsia="Calibri" w:hAnsi="Calibri"/>
@@ -596,7 +596,7 @@
         </w:rPr>
         <w:t xml:space="preserve">E-Mail: </w:t>
       </w:r>
-      <w:hyperlink w:history="1" r:id="rIdvbo25813n1lcxllxokuyv">
+      <w:hyperlink w:history="1" r:id="rIdlzywyu_ew8vcrjvgdbwnw">
         <w:r>
           <w:rPr>
             <w:rFonts w:ascii="Calibri" w:cs="Calibri" w:eastAsia="Calibri" w:hAnsi="Calibri"/>
@@ -622,7 +622,7 @@
         </w:rPr>
         <w:t xml:space="preserve">Web: </w:t>
       </w:r>
-      <w:hyperlink w:history="1" r:id="rIdpwhxeohmohbhjuew_107v">
+      <w:hyperlink w:history="1" r:id="rIdfycvbywk6pgp0xc6b34hb">
         <w:r>
           <w:rPr>
             <w:rFonts w:ascii="Calibri" w:cs="Calibri" w:eastAsia="Calibri" w:hAnsi="Calibri"/>
@@ -632,6 +632,32 @@
             <w:u w:val="single"/>
           </w:rPr>
           <w:t xml:space="preserve">hybrid-editor.com</w:t>
+        </w:r>
+      </w:hyperlink>
+    </w:p>
+    <w:p>
+      <w:pPr>
+        <w:spacing w:after="200" w:line="276"/>
+      </w:pPr>
+      <w:r>
+        <w:rPr>
+          <w:rFonts w:ascii="Calibri" w:cs="Calibri" w:eastAsia="Calibri" w:hAnsi="Calibri"/>
+          <w:color w:val="292423"/>
+          <w:sz w:val="22"/>
+          <w:szCs w:val="22"/>
+        </w:rPr>
+        <w:t xml:space="preserve">Op de website staan schermafbeeldingen in hoge resolutie (drukklaar) en webgeoptimaliseerd klaar om te downloaden: </w:t>
+      </w:r>
+      <w:hyperlink w:history="1" r:id="rIdsv8hfchlcf2yklsda5k4y">
+        <w:r>
+          <w:rPr>
+            <w:rFonts w:ascii="Calibri" w:cs="Calibri" w:eastAsia="Calibri" w:hAnsi="Calibri"/>
+            <w:color w:val="B45208"/>
+            <w:sz w:val="22"/>
+            <w:szCs w:val="22"/>
+            <w:u w:val="single"/>
+          </w:rPr>
+          <w:t xml:space="preserve">hybrid-editor.com/nl/press/hybrid-1-0/</w:t>
         </w:r>
       </w:hyperlink>
     </w:p>
